--- a/episodes/The_Dark_Rise_Episode_27.docx
+++ b/episodes/The_Dark_Rise_Episode_27.docx
@@ -286,7 +286,7 @@
           <w:sz w:val="24"/>
           <w:szCs w:val="24"/>
         </w:rPr>
-        <w:t xml:space="preserve">Beneath the ak-pu roots, the entity reviewed the whole shape of what these last weeks had produced with the particular satisfaction of a careful trader closing out a season's accounts and finding the balance better than expected.</w:t>
+        <w:t xml:space="preserve">Beneath the iroko roots, the entity reviewed the whole shape of what these last weeks had produced with the particular satisfaction of a careful trader closing out a season's accounts and finding the balance better than expected.</w:t>
       </w:r>
     </w:p>
     <w:p>

--- a/episodes/The_Dark_Rise_Episode_27.docx
+++ b/episodes/The_Dark_Rise_Episode_27.docx
@@ -126,20 +126,7 @@
     </w:p>
     <w:p>
       <w:pPr>
-        <w:spacing w:after="0" w:line="360"/>
-      </w:pPr>
-      <w:r>
-        <w:rPr>
-          <w:rFonts w:ascii="Georgia" w:hAnsi="Georgia" w:cs="Georgia"/>
-          <w:sz w:val="24"/>
-          <w:szCs w:val="24"/>
-        </w:rPr>
-        <w:t xml:space="preserve"/>
-      </w:r>
-    </w:p>
-    <w:p>
-      <w:pPr>
-        <w:spacing w:after="60" w:line="360"/>
+        <w:spacing w:after="60" w:line="360" w:before="480"/>
         <w:ind w:firstLine="360"/>
       </w:pPr>
       <w:r>
@@ -181,20 +168,7 @@
     </w:p>
     <w:p>
       <w:pPr>
-        <w:spacing w:after="0" w:line="360"/>
-      </w:pPr>
-      <w:r>
-        <w:rPr>
-          <w:rFonts w:ascii="Georgia" w:hAnsi="Georgia" w:cs="Georgia"/>
-          <w:sz w:val="24"/>
-          <w:szCs w:val="24"/>
-        </w:rPr>
-        <w:t xml:space="preserve"/>
-      </w:r>
-    </w:p>
-    <w:p>
-      <w:pPr>
-        <w:spacing w:after="60" w:line="360"/>
+        <w:spacing w:after="60" w:line="360" w:before="480"/>
         <w:ind w:firstLine="360"/>
       </w:pPr>
       <w:r>
@@ -264,20 +238,7 @@
     </w:p>
     <w:p>
       <w:pPr>
-        <w:spacing w:after="0" w:line="360"/>
-      </w:pPr>
-      <w:r>
-        <w:rPr>
-          <w:rFonts w:ascii="Georgia" w:hAnsi="Georgia" w:cs="Georgia"/>
-          <w:sz w:val="24"/>
-          <w:szCs w:val="24"/>
-        </w:rPr>
-        <w:t xml:space="preserve"/>
-      </w:r>
-    </w:p>
-    <w:p>
-      <w:pPr>
-        <w:spacing w:after="60" w:line="360"/>
+        <w:spacing w:after="60" w:line="360" w:before="480"/>
         <w:ind w:firstLine="360"/>
       </w:pPr>
       <w:r>
@@ -305,20 +266,7 @@
     </w:p>
     <w:p>
       <w:pPr>
-        <w:spacing w:after="0" w:line="360"/>
-      </w:pPr>
-      <w:r>
-        <w:rPr>
-          <w:rFonts w:ascii="Georgia" w:hAnsi="Georgia" w:cs="Georgia"/>
-          <w:sz w:val="24"/>
-          <w:szCs w:val="24"/>
-        </w:rPr>
-        <w:t xml:space="preserve"/>
-      </w:r>
-    </w:p>
-    <w:p>
-      <w:pPr>
-        <w:spacing w:after="60" w:line="360"/>
+        <w:spacing w:after="60" w:line="360" w:before="480"/>
         <w:ind w:firstLine="360"/>
       </w:pPr>
       <w:r>
@@ -360,15 +308,16 @@
     </w:p>
     <w:p>
       <w:pPr>
-        <w:spacing w:after="0" w:line="360"/>
-      </w:pPr>
-      <w:r>
-        <w:rPr>
-          <w:rFonts w:ascii="Georgia" w:hAnsi="Georgia" w:cs="Georgia"/>
-          <w:sz w:val="24"/>
-          <w:szCs w:val="24"/>
-        </w:rPr>
-        <w:t xml:space="preserve"/>
+        <w:spacing w:after="60" w:line="360" w:before="480"/>
+        <w:ind w:firstLine="360"/>
+      </w:pPr>
+      <w:r>
+        <w:rPr>
+          <w:rFonts w:ascii="Georgia" w:hAnsi="Georgia" w:cs="Georgia"/>
+          <w:sz w:val="24"/>
+          <w:szCs w:val="24"/>
+        </w:rPr>
+        <w:t xml:space="preserve">In Oso, the ledger voice surveyed the emptied field.</w:t>
       </w:r>
     </w:p>
     <w:p>
@@ -384,25 +333,12 @@
           <w:bCs/>
           <w:caps/>
         </w:rPr>
-        <w:t xml:space="preserve">IDORO LEADERSHIP: FULLY VACANT. NO REMAINING ORGANIZED THREAT TO ANY ACTIVE THREAD. RISK LEVEL: MINIMAL.</w:t>
-      </w:r>
-    </w:p>
-    <w:p>
-      <w:pPr>
-        <w:spacing w:after="0" w:line="360"/>
-      </w:pPr>
-      <w:r>
-        <w:rPr>
-          <w:rFonts w:ascii="Georgia" w:hAnsi="Georgia" w:cs="Georgia"/>
-          <w:sz w:val="24"/>
-          <w:szCs w:val="24"/>
-        </w:rPr>
-        <w:t xml:space="preserve"/>
-      </w:r>
-    </w:p>
-    <w:p>
-      <w:pPr>
-        <w:spacing w:after="60" w:line="360"/>
+        <w:t xml:space="preserve">Idoro leadership: fully vacant. No remaining organized threat to any active thread. Risk level: minimal.</w:t>
+      </w:r>
+    </w:p>
+    <w:p>
+      <w:pPr>
+        <w:spacing w:after="60" w:line="360" w:before="480"/>
         <w:ind w:firstLine="360"/>
       </w:pPr>
       <w:r>
@@ -430,20 +366,7 @@
     </w:p>
     <w:p>
       <w:pPr>
-        <w:spacing w:after="0" w:line="360"/>
-      </w:pPr>
-      <w:r>
-        <w:rPr>
-          <w:rFonts w:ascii="Georgia" w:hAnsi="Georgia" w:cs="Georgia"/>
-          <w:sz w:val="24"/>
-          <w:szCs w:val="24"/>
-        </w:rPr>
-        <w:t xml:space="preserve"/>
-      </w:r>
-    </w:p>
-    <w:p>
-      <w:pPr>
-        <w:spacing w:after="60" w:line="360"/>
+        <w:spacing w:after="60" w:line="360" w:before="480"/>
         <w:ind w:firstLine="360"/>
       </w:pPr>
       <w:r>
@@ -537,19 +460,6 @@
           <w:szCs w:val="24"/>
         </w:rPr>
         <w:t xml:space="preserve">They walked the rest of the way without speaking further, both of them carrying the same unspoken understanding that Idoro had just handed its fate to a distant king who did not yet know the village existed, while the true danger, patient and unhurried, continued growing exactly where it had always been growing, a mile beyond the fields neither of them could quite bring themselves to look toward anymore without feeling the old, familiar ache return, no matter how many councils met or how many messages rode north to Udo in search of an answer.</w:t>
-      </w:r>
-    </w:p>
-    <w:p>
-      <w:pPr>
-        <w:spacing w:after="0" w:line="360"/>
-      </w:pPr>
-      <w:r>
-        <w:rPr>
-          <w:rFonts w:ascii="Georgia" w:hAnsi="Georgia" w:cs="Georgia"/>
-          <w:sz w:val="24"/>
-          <w:szCs w:val="24"/>
-        </w:rPr>
-        <w:t xml:space="preserve"/>
       </w:r>
     </w:p>
     <w:sectPr>
